--- a/templates/шаблон_протокола_гос_экз_экзамен.docx
+++ b/templates/шаблон_протокола_гос_экз_экзамен.docx
@@ -185,6 +185,14 @@
           <w:noProof/>
         </w:rPr>
         <w:t>ПРОТОКОЛ №</w:t>
+      </w:r>
+      <w:r>
+        <w:rPr>
+          <w:rFonts w:ascii="Times New Roman" w:hAnsi="Times New Roman"/>
+          <w:b/>
+          <w:noProof/>
+        </w:rPr>
+        <w:t xml:space="preserve"> </w:t>
       </w:r>
       <w:r>
         <w:rPr>
@@ -945,6 +953,37 @@
           <w:szCs w:val="28"/>
         </w:rPr>
       </w:pPr>
+      <w:r>
+        <w:rPr>
+          <w:rFonts w:ascii="Times New Roman" w:hAnsi="Times New Roman"/>
+          <w:szCs w:val="28"/>
+        </w:rPr>
+        <w:t xml:space="preserve">Состав ГЭК утвержден приказом от </w:t>
+      </w:r>
+      <w:r>
+        <w:rPr>
+          <w:rFonts w:ascii="Times New Roman" w:hAnsi="Times New Roman"/>
+          <w:szCs w:val="28"/>
+        </w:rPr>
+        <w:t>{{</w:t>
+      </w:r>
+      <w:proofErr w:type="spellStart"/>
+      <w:r>
+        <w:rPr>
+          <w:rFonts w:ascii="Times New Roman" w:hAnsi="Times New Roman"/>
+          <w:szCs w:val="28"/>
+          <w:lang w:val="en-US"/>
+        </w:rPr>
+        <w:t>dategek</w:t>
+      </w:r>
+      <w:proofErr w:type="spellEnd"/>
+      <w:r>
+        <w:rPr>
+          <w:rFonts w:ascii="Times New Roman" w:hAnsi="Times New Roman"/>
+          <w:szCs w:val="28"/>
+        </w:rPr>
+        <w:t>_1}}.</w:t>
+      </w:r>
     </w:p>
     <w:p>
       <w:pPr>
@@ -957,12 +996,618 @@
           <w:szCs w:val="28"/>
         </w:rPr>
       </w:pPr>
-      <w:r>
-        <w:rPr>
-          <w:rFonts w:ascii="Times New Roman" w:hAnsi="Times New Roman"/>
-          <w:szCs w:val="28"/>
-        </w:rPr>
-        <w:t>С</w:t>
+    </w:p>
+    <w:p>
+      <w:pPr>
+        <w:tabs>
+          <w:tab w:val="left" w:pos="1560"/>
+        </w:tabs>
+        <w:jc w:val="both"/>
+        <w:rPr>
+          <w:rFonts w:ascii="Times New Roman" w:hAnsi="Times New Roman"/>
+          <w:szCs w:val="28"/>
+        </w:rPr>
+      </w:pPr>
+      <w:r>
+        <w:rPr>
+          <w:rFonts w:ascii="Times New Roman" w:hAnsi="Times New Roman"/>
+          <w:szCs w:val="28"/>
+        </w:rPr>
+        <w:t xml:space="preserve">СЛУШАЛИ экзаменуемого обучающегося группы </w:t>
+      </w:r>
+      <w:r>
+        <w:rPr>
+          <w:rFonts w:ascii="Times New Roman" w:hAnsi="Times New Roman"/>
+          <w:szCs w:val="28"/>
+        </w:rPr>
+        <w:t>{{</w:t>
+      </w:r>
+      <w:r>
+        <w:rPr>
+          <w:rFonts w:ascii="Times New Roman" w:hAnsi="Times New Roman"/>
+          <w:szCs w:val="28"/>
+          <w:lang w:val="en-US"/>
+        </w:rPr>
+        <w:t>group</w:t>
+      </w:r>
+      <w:r>
+        <w:rPr>
+          <w:rFonts w:ascii="Times New Roman" w:hAnsi="Times New Roman"/>
+          <w:szCs w:val="28"/>
+        </w:rPr>
+        <w:t>_1}}</w:t>
+      </w:r>
+      <w:r>
+        <w:rPr>
+          <w:rFonts w:ascii="Times New Roman" w:hAnsi="Times New Roman"/>
+          <w:szCs w:val="28"/>
+        </w:rPr>
+        <w:t xml:space="preserve"> </w:t>
+      </w:r>
+    </w:p>
+    <w:p>
+      <w:pPr>
+        <w:tabs>
+          <w:tab w:val="left" w:pos="3140"/>
+        </w:tabs>
+        <w:jc w:val="both"/>
+        <w:rPr>
+          <w:rFonts w:ascii="Times New Roman" w:hAnsi="Times New Roman"/>
+          <w:szCs w:val="28"/>
+        </w:rPr>
+      </w:pPr>
+      <w:r>
+        <w:rPr>
+          <w:rFonts w:ascii="Times New Roman" w:hAnsi="Times New Roman"/>
+          <w:szCs w:val="28"/>
+        </w:rPr>
+        <w:t>{{</w:t>
+      </w:r>
+      <w:r>
+        <w:rPr>
+          <w:rFonts w:ascii="Times New Roman" w:hAnsi="Times New Roman"/>
+          <w:szCs w:val="28"/>
+          <w:lang w:val="en-US"/>
+        </w:rPr>
+        <w:t>initials</w:t>
+      </w:r>
+      <w:r>
+        <w:rPr>
+          <w:rFonts w:ascii="Times New Roman" w:hAnsi="Times New Roman"/>
+          <w:szCs w:val="28"/>
+        </w:rPr>
+        <w:t>_</w:t>
+      </w:r>
+      <w:r>
+        <w:rPr>
+          <w:rFonts w:ascii="Times New Roman" w:hAnsi="Times New Roman"/>
+          <w:szCs w:val="28"/>
+          <w:lang w:val="en-US"/>
+        </w:rPr>
+        <w:t>gen</w:t>
+      </w:r>
+      <w:r>
+        <w:rPr>
+          <w:rFonts w:ascii="Times New Roman" w:hAnsi="Times New Roman"/>
+          <w:szCs w:val="28"/>
+        </w:rPr>
+        <w:t>_1}}</w:t>
+      </w:r>
+    </w:p>
+    <w:p>
+      <w:pPr>
+        <w:tabs>
+          <w:tab w:val="left" w:pos="3140"/>
+        </w:tabs>
+        <w:jc w:val="both"/>
+        <w:rPr>
+          <w:rFonts w:ascii="Times New Roman" w:hAnsi="Times New Roman"/>
+          <w:szCs w:val="28"/>
+        </w:rPr>
+      </w:pPr>
+    </w:p>
+    <w:p>
+      <w:pPr>
+        <w:tabs>
+          <w:tab w:val="left" w:pos="3140"/>
+        </w:tabs>
+        <w:jc w:val="both"/>
+        <w:rPr>
+          <w:rFonts w:ascii="Times New Roman" w:hAnsi="Times New Roman"/>
+          <w:szCs w:val="28"/>
+        </w:rPr>
+      </w:pPr>
+      <w:r>
+        <w:rPr>
+          <w:rFonts w:ascii="Times New Roman" w:hAnsi="Times New Roman"/>
+          <w:szCs w:val="28"/>
+        </w:rPr>
+        <w:t xml:space="preserve">Билет № </w:t>
+      </w:r>
+      <w:r>
+        <w:rPr>
+          <w:rFonts w:ascii="Times New Roman" w:hAnsi="Times New Roman"/>
+          <w:szCs w:val="28"/>
+        </w:rPr>
+        <w:t>{{</w:t>
+      </w:r>
+      <w:r>
+        <w:rPr>
+          <w:rFonts w:ascii="Times New Roman" w:hAnsi="Times New Roman"/>
+          <w:szCs w:val="28"/>
+          <w:lang w:val="en-US"/>
+        </w:rPr>
+        <w:t>ticket</w:t>
+      </w:r>
+      <w:r>
+        <w:rPr>
+          <w:rFonts w:ascii="Times New Roman" w:hAnsi="Times New Roman"/>
+          <w:szCs w:val="28"/>
+        </w:rPr>
+        <w:t>}}</w:t>
+      </w:r>
+      <w:r>
+        <w:rPr>
+          <w:rFonts w:ascii="Times New Roman" w:hAnsi="Times New Roman"/>
+          <w:szCs w:val="28"/>
+        </w:rPr>
+        <w:t xml:space="preserve"> (утвержден на заседании кафедры математики и прикладных информационных технологий протокол от </w:t>
+      </w:r>
+      <w:r>
+        <w:rPr>
+          <w:rFonts w:ascii="Times New Roman" w:hAnsi="Times New Roman"/>
+          <w:szCs w:val="28"/>
+        </w:rPr>
+        <w:t>{{</w:t>
+      </w:r>
+      <w:r>
+        <w:rPr>
+          <w:rFonts w:ascii="Times New Roman" w:hAnsi="Times New Roman"/>
+          <w:szCs w:val="28"/>
+          <w:lang w:val="en-US"/>
+        </w:rPr>
+        <w:t>state</w:t>
+      </w:r>
+      <w:r>
+        <w:rPr>
+          <w:rFonts w:ascii="Times New Roman" w:hAnsi="Times New Roman"/>
+          <w:szCs w:val="28"/>
+        </w:rPr>
+        <w:t>_</w:t>
+      </w:r>
+      <w:r>
+        <w:rPr>
+          <w:rFonts w:ascii="Times New Roman" w:hAnsi="Times New Roman"/>
+          <w:szCs w:val="28"/>
+          <w:lang w:val="en-US"/>
+        </w:rPr>
+        <w:t>date</w:t>
+      </w:r>
+      <w:r>
+        <w:rPr>
+          <w:rFonts w:ascii="Times New Roman" w:hAnsi="Times New Roman"/>
+          <w:szCs w:val="28"/>
+        </w:rPr>
+        <w:t>}}.</w:t>
+      </w:r>
+    </w:p>
+    <w:p>
+      <w:pPr>
+        <w:tabs>
+          <w:tab w:val="left" w:pos="3140"/>
+        </w:tabs>
+        <w:jc w:val="both"/>
+        <w:rPr>
+          <w:rFonts w:ascii="Times New Roman" w:hAnsi="Times New Roman"/>
+          <w:szCs w:val="28"/>
+        </w:rPr>
+      </w:pPr>
+    </w:p>
+    <w:p>
+      <w:pPr>
+        <w:tabs>
+          <w:tab w:val="left" w:pos="3140"/>
+        </w:tabs>
+        <w:spacing w:line="360" w:lineRule="auto"/>
+        <w:jc w:val="both"/>
+        <w:rPr>
+          <w:rFonts w:ascii="Times New Roman" w:hAnsi="Times New Roman"/>
+          <w:szCs w:val="28"/>
+        </w:rPr>
+      </w:pPr>
+      <w:r>
+        <w:rPr>
+          <w:rFonts w:ascii="Times New Roman" w:hAnsi="Times New Roman"/>
+          <w:szCs w:val="28"/>
+        </w:rPr>
+        <w:t>Вопросы:</w:t>
+      </w:r>
+    </w:p>
+    <w:p>
+      <w:pPr>
+        <w:tabs>
+          <w:tab w:val="left" w:pos="3140"/>
+        </w:tabs>
+        <w:rPr>
+          <w:rFonts w:ascii="Times New Roman" w:hAnsi="Times New Roman"/>
+          <w:color w:val="000000"/>
+          <w:szCs w:val="28"/>
+        </w:rPr>
+      </w:pPr>
+      <w:r>
+        <w:rPr>
+          <w:rFonts w:ascii="Times New Roman" w:hAnsi="Times New Roman"/>
+          <w:color w:val="000000"/>
+          <w:szCs w:val="28"/>
+        </w:rPr>
+        <w:t>{{</w:t>
+      </w:r>
+      <w:r>
+        <w:rPr>
+          <w:rFonts w:ascii="Times New Roman" w:hAnsi="Times New Roman"/>
+          <w:color w:val="000000"/>
+          <w:szCs w:val="28"/>
+          <w:lang w:val="en-US"/>
+        </w:rPr>
+        <w:t>questions</w:t>
+      </w:r>
+      <w:r>
+        <w:rPr>
+          <w:rFonts w:ascii="Times New Roman" w:hAnsi="Times New Roman"/>
+          <w:color w:val="000000"/>
+          <w:szCs w:val="28"/>
+        </w:rPr>
+        <w:t>}}</w:t>
+      </w:r>
+    </w:p>
+    <w:p>
+      <w:pPr>
+        <w:tabs>
+          <w:tab w:val="left" w:pos="3140"/>
+        </w:tabs>
+        <w:spacing w:line="360" w:lineRule="auto"/>
+        <w:rPr>
+          <w:rFonts w:ascii="Times New Roman" w:hAnsi="Times New Roman"/>
+          <w:szCs w:val="28"/>
+        </w:rPr>
+      </w:pPr>
+    </w:p>
+    <w:p>
+      <w:pPr>
+        <w:tabs>
+          <w:tab w:val="left" w:pos="3140"/>
+        </w:tabs>
+        <w:spacing w:line="360" w:lineRule="auto"/>
+        <w:jc w:val="both"/>
+        <w:rPr>
+          <w:rFonts w:ascii="Times New Roman" w:hAnsi="Times New Roman"/>
+          <w:szCs w:val="28"/>
+        </w:rPr>
+      </w:pPr>
+      <w:r>
+        <w:rPr>
+          <w:rFonts w:ascii="Times New Roman" w:hAnsi="Times New Roman"/>
+          <w:szCs w:val="28"/>
+        </w:rPr>
+        <w:t>Были заданы следующие уточняющие и дополнительные вопросы:</w:t>
+      </w:r>
+    </w:p>
+    <w:p>
+      <w:pPr>
+        <w:tabs>
+          <w:tab w:val="left" w:pos="3140"/>
+        </w:tabs>
+        <w:rPr>
+          <w:rFonts w:ascii="Times New Roman" w:hAnsi="Times New Roman"/>
+          <w:szCs w:val="28"/>
+        </w:rPr>
+      </w:pPr>
+      <w:r>
+        <w:rPr>
+          <w:rFonts w:ascii="Times New Roman" w:hAnsi="Times New Roman"/>
+          <w:color w:val="000000" w:themeColor="text1"/>
+          <w:szCs w:val="28"/>
+        </w:rPr>
+        <w:t>{{</w:t>
+      </w:r>
+      <w:r>
+        <w:rPr>
+          <w:rFonts w:ascii="Times New Roman" w:hAnsi="Times New Roman"/>
+          <w:color w:val="000000" w:themeColor="text1"/>
+          <w:szCs w:val="28"/>
+          <w:lang w:val="en-US"/>
+        </w:rPr>
+        <w:t>add</w:t>
+      </w:r>
+      <w:r>
+        <w:rPr>
+          <w:rFonts w:ascii="Times New Roman" w:hAnsi="Times New Roman"/>
+          <w:color w:val="000000" w:themeColor="text1"/>
+          <w:szCs w:val="28"/>
+        </w:rPr>
+        <w:t>_</w:t>
+      </w:r>
+      <w:r>
+        <w:rPr>
+          <w:rFonts w:ascii="Times New Roman" w:hAnsi="Times New Roman"/>
+          <w:color w:val="000000" w:themeColor="text1"/>
+          <w:szCs w:val="28"/>
+          <w:lang w:val="en-US"/>
+        </w:rPr>
+        <w:t>questions</w:t>
+      </w:r>
+      <w:r>
+        <w:rPr>
+          <w:rFonts w:ascii="Times New Roman" w:hAnsi="Times New Roman"/>
+          <w:color w:val="000000" w:themeColor="text1"/>
+          <w:szCs w:val="28"/>
+        </w:rPr>
+        <w:t>}}</w:t>
+      </w:r>
+    </w:p>
+    <w:p>
+      <w:pPr>
+        <w:tabs>
+          <w:tab w:val="left" w:pos="3140"/>
+        </w:tabs>
+        <w:jc w:val="both"/>
+        <w:rPr>
+          <w:rFonts w:ascii="Times New Roman" w:hAnsi="Times New Roman"/>
+          <w:color w:val="000000" w:themeColor="text1"/>
+          <w:szCs w:val="28"/>
+          <w:highlight w:val="green"/>
+        </w:rPr>
+      </w:pPr>
+    </w:p>
+    <w:p>
+      <w:pPr>
+        <w:tabs>
+          <w:tab w:val="left" w:pos="3140"/>
+        </w:tabs>
+        <w:jc w:val="both"/>
+        <w:rPr>
+          <w:rFonts w:ascii="Times New Roman" w:hAnsi="Times New Roman"/>
+          <w:szCs w:val="28"/>
+          <w:highlight w:val="green"/>
+        </w:rPr>
+      </w:pPr>
+      <w:r>
+        <w:rPr>
+          <w:rFonts w:ascii="Times New Roman" w:hAnsi="Times New Roman"/>
+          <w:noProof/>
+        </w:rPr>
+        <w:t>Характеристика ответов обучающегося на заданные вопросы</w:t>
+      </w:r>
+      <w:r>
+        <w:rPr>
+          <w:rFonts w:ascii="Times New Roman" w:hAnsi="Times New Roman"/>
+          <w:szCs w:val="28"/>
+        </w:rPr>
+        <w:t>: {{</w:t>
+      </w:r>
+      <w:r>
+        <w:rPr>
+          <w:rFonts w:ascii="Times New Roman" w:hAnsi="Times New Roman"/>
+          <w:szCs w:val="28"/>
+          <w:lang w:val="en-US"/>
+        </w:rPr>
+        <w:t>property</w:t>
+      </w:r>
+      <w:r>
+        <w:rPr>
+          <w:rFonts w:ascii="Times New Roman" w:hAnsi="Times New Roman"/>
+          <w:szCs w:val="28"/>
+        </w:rPr>
+        <w:t>_1}}.</w:t>
+      </w:r>
+    </w:p>
+    <w:p>
+      <w:pPr>
+        <w:tabs>
+          <w:tab w:val="left" w:pos="3140"/>
+        </w:tabs>
+        <w:jc w:val="both"/>
+        <w:rPr>
+          <w:rFonts w:ascii="Times New Roman" w:hAnsi="Times New Roman"/>
+          <w:szCs w:val="28"/>
+        </w:rPr>
+      </w:pPr>
+    </w:p>
+    <w:p>
+      <w:pPr>
+        <w:tabs>
+          <w:tab w:val="left" w:pos="3140"/>
+        </w:tabs>
+        <w:jc w:val="both"/>
+        <w:rPr>
+          <w:rFonts w:ascii="Times New Roman" w:hAnsi="Times New Roman"/>
+          <w:szCs w:val="28"/>
+        </w:rPr>
+      </w:pPr>
+      <w:r>
+        <w:rPr>
+          <w:rFonts w:ascii="Times New Roman" w:hAnsi="Times New Roman"/>
+          <w:szCs w:val="28"/>
+        </w:rPr>
+        <w:t>ПОСТАНОВИЛИ:</w:t>
+      </w:r>
+    </w:p>
+    <w:p>
+      <w:pPr>
+        <w:tabs>
+          <w:tab w:val="left" w:pos="3140"/>
+        </w:tabs>
+        <w:jc w:val="both"/>
+        <w:rPr>
+          <w:rFonts w:ascii="Times New Roman" w:hAnsi="Times New Roman"/>
+          <w:szCs w:val="28"/>
+        </w:rPr>
+      </w:pPr>
+    </w:p>
+    <w:p>
+      <w:pPr>
+        <w:tabs>
+          <w:tab w:val="left" w:pos="1560"/>
+        </w:tabs>
+        <w:jc w:val="both"/>
+        <w:rPr>
+          <w:rFonts w:ascii="Times New Roman" w:hAnsi="Times New Roman"/>
+          <w:szCs w:val="28"/>
+        </w:rPr>
+      </w:pPr>
+      <w:r>
+        <w:rPr>
+          <w:rFonts w:ascii="Times New Roman" w:hAnsi="Times New Roman"/>
+          <w:szCs w:val="28"/>
+        </w:rPr>
+        <w:lastRenderedPageBreak/>
+        <w:t xml:space="preserve">Обучающийся </w:t>
+      </w:r>
+      <w:r>
+        <w:rPr>
+          <w:rFonts w:ascii="Times New Roman" w:hAnsi="Times New Roman"/>
+          <w:szCs w:val="28"/>
+        </w:rPr>
+        <w:t>{{</w:t>
+      </w:r>
+      <w:r>
+        <w:rPr>
+          <w:rFonts w:ascii="Times New Roman" w:hAnsi="Times New Roman"/>
+          <w:szCs w:val="28"/>
+          <w:lang w:val="en-US"/>
+        </w:rPr>
+        <w:t>initials</w:t>
+      </w:r>
+      <w:r>
+        <w:rPr>
+          <w:rFonts w:ascii="Times New Roman" w:hAnsi="Times New Roman"/>
+          <w:szCs w:val="28"/>
+        </w:rPr>
+        <w:t>_1}}</w:t>
+      </w:r>
+      <w:r>
+        <w:rPr>
+          <w:rFonts w:ascii="Times New Roman" w:hAnsi="Times New Roman"/>
+          <w:szCs w:val="28"/>
+        </w:rPr>
+        <w:t xml:space="preserve"> освоил основную образовательную программу по направлению подготовки </w:t>
+      </w:r>
+      <w:r>
+        <w:rPr>
+          <w:rFonts w:ascii="Times New Roman" w:hAnsi="Times New Roman"/>
+          <w:szCs w:val="28"/>
+        </w:rPr>
+        <w:t>{{</w:t>
+      </w:r>
+      <w:r>
+        <w:rPr>
+          <w:rFonts w:ascii="Times New Roman" w:hAnsi="Times New Roman"/>
+          <w:szCs w:val="28"/>
+          <w:lang w:val="en-US"/>
+        </w:rPr>
+        <w:t>direction</w:t>
+      </w:r>
+      <w:r>
+        <w:rPr>
+          <w:rFonts w:ascii="Times New Roman" w:hAnsi="Times New Roman"/>
+          <w:szCs w:val="28"/>
+        </w:rPr>
+        <w:t>_1}}</w:t>
+      </w:r>
+      <w:r>
+        <w:rPr>
+          <w:rFonts w:ascii="Times New Roman" w:hAnsi="Times New Roman"/>
+          <w:szCs w:val="28"/>
+        </w:rPr>
+        <w:t xml:space="preserve"> в соответствии с требованиями ФГОС и сдал государственный экзамен с оценкой </w:t>
+      </w:r>
+      <w:r>
+        <w:rPr>
+          <w:rFonts w:ascii="Times New Roman" w:hAnsi="Times New Roman"/>
+          <w:szCs w:val="28"/>
+        </w:rPr>
+        <w:t>{{</w:t>
+      </w:r>
+      <w:r>
+        <w:rPr>
+          <w:rFonts w:ascii="Times New Roman" w:hAnsi="Times New Roman"/>
+          <w:szCs w:val="28"/>
+          <w:lang w:val="en-US"/>
+        </w:rPr>
+        <w:t>mark</w:t>
+      </w:r>
+      <w:r>
+        <w:rPr>
+          <w:rFonts w:ascii="Times New Roman" w:hAnsi="Times New Roman"/>
+          <w:szCs w:val="28"/>
+        </w:rPr>
+        <w:t>_1}}.</w:t>
+      </w:r>
+    </w:p>
+    <w:p>
+      <w:pPr>
+        <w:tabs>
+          <w:tab w:val="left" w:pos="3140"/>
+        </w:tabs>
+        <w:jc w:val="both"/>
+        <w:rPr>
+          <w:rFonts w:ascii="Times New Roman" w:hAnsi="Times New Roman"/>
+          <w:szCs w:val="28"/>
+        </w:rPr>
+      </w:pPr>
+    </w:p>
+    <w:p>
+      <w:pPr>
+        <w:tabs>
+          <w:tab w:val="left" w:pos="3140"/>
+        </w:tabs>
+        <w:jc w:val="both"/>
+        <w:rPr>
+          <w:rFonts w:ascii="Times New Roman" w:hAnsi="Times New Roman"/>
+          <w:szCs w:val="28"/>
+        </w:rPr>
+      </w:pPr>
+    </w:p>
+    <w:p>
+      <w:pPr>
+        <w:tabs>
+          <w:tab w:val="left" w:pos="3140"/>
+        </w:tabs>
+        <w:jc w:val="both"/>
+        <w:rPr>
+          <w:rFonts w:ascii="Times New Roman" w:hAnsi="Times New Roman"/>
+          <w:szCs w:val="28"/>
+        </w:rPr>
+      </w:pPr>
+      <w:r>
+        <w:rPr>
+          <w:rFonts w:ascii="Times New Roman" w:hAnsi="Times New Roman"/>
+          <w:szCs w:val="28"/>
+        </w:rPr>
+        <w:t>Председатель ГЭК</w:t>
+      </w:r>
+      <w:r>
+        <w:rPr>
+          <w:rFonts w:ascii="Times New Roman" w:hAnsi="Times New Roman"/>
+          <w:szCs w:val="28"/>
+        </w:rPr>
+        <w:tab/>
+        <w:t>_________________</w:t>
+      </w:r>
+      <w:r>
+        <w:rPr>
+          <w:rFonts w:ascii="Times New Roman" w:hAnsi="Times New Roman"/>
+          <w:szCs w:val="28"/>
+        </w:rPr>
+        <w:t>{{</w:t>
+      </w:r>
+      <w:r>
+        <w:rPr>
+          <w:rFonts w:ascii="Times New Roman" w:hAnsi="Times New Roman"/>
+          <w:szCs w:val="28"/>
+          <w:lang w:val="en-US"/>
+        </w:rPr>
+        <w:t>chairm</w:t>
       </w:r>
       <w:bookmarkStart w:id="0" w:name="_GoBack"/>
       <w:bookmarkEnd w:id="0"/>
@@ -970,32 +1615,16 @@
         <w:rPr>
           <w:rFonts w:ascii="Times New Roman" w:hAnsi="Times New Roman"/>
           <w:szCs w:val="28"/>
-        </w:rPr>
-        <w:t xml:space="preserve">остав ГЭК утвержден приказом от </w:t>
-      </w:r>
-      <w:r>
-        <w:rPr>
-          <w:rFonts w:ascii="Times New Roman" w:hAnsi="Times New Roman"/>
-          <w:szCs w:val="28"/>
-        </w:rPr>
-        <w:t>{{</w:t>
-      </w:r>
-      <w:proofErr w:type="spellStart"/>
-      <w:r>
-        <w:rPr>
-          <w:rFonts w:ascii="Times New Roman" w:hAnsi="Times New Roman"/>
-          <w:szCs w:val="28"/>
           <w:lang w:val="en-US"/>
         </w:rPr>
-        <w:t>dategek</w:t>
-      </w:r>
-      <w:proofErr w:type="spellEnd"/>
-      <w:r>
-        <w:rPr>
-          <w:rFonts w:ascii="Times New Roman" w:hAnsi="Times New Roman"/>
-          <w:szCs w:val="28"/>
-        </w:rPr>
-        <w:t>_1}}.</w:t>
+        <w:t>an</w:t>
+      </w:r>
+      <w:r>
+        <w:rPr>
+          <w:rFonts w:ascii="Times New Roman" w:hAnsi="Times New Roman"/>
+          <w:szCs w:val="28"/>
+        </w:rPr>
+        <w:t>_1}}</w:t>
       </w:r>
     </w:p>
     <w:p>
@@ -1013,7 +1642,7 @@
     <w:p>
       <w:pPr>
         <w:tabs>
-          <w:tab w:val="left" w:pos="1560"/>
+          <w:tab w:val="left" w:pos="3140"/>
         </w:tabs>
         <w:jc w:val="both"/>
         <w:rPr>
@@ -1021,42 +1650,6 @@
           <w:szCs w:val="28"/>
         </w:rPr>
       </w:pPr>
-      <w:r>
-        <w:rPr>
-          <w:rFonts w:ascii="Times New Roman" w:hAnsi="Times New Roman"/>
-          <w:szCs w:val="28"/>
-        </w:rPr>
-        <w:t xml:space="preserve">СЛУШАЛИ экзаменуемого обучающегося группы </w:t>
-      </w:r>
-      <w:r>
-        <w:rPr>
-          <w:rFonts w:ascii="Times New Roman" w:hAnsi="Times New Roman"/>
-          <w:szCs w:val="28"/>
-        </w:rPr>
-        <w:t>{{</w:t>
-      </w:r>
-      <w:r>
-        <w:rPr>
-          <w:rFonts w:ascii="Times New Roman" w:hAnsi="Times New Roman"/>
-          <w:szCs w:val="28"/>
-          <w:lang w:val="en-US"/>
-        </w:rPr>
-        <w:t>group</w:t>
-      </w:r>
-      <w:r>
-        <w:rPr>
-          <w:rFonts w:ascii="Times New Roman" w:hAnsi="Times New Roman"/>
-          <w:szCs w:val="28"/>
-        </w:rPr>
-        <w:t>_1}}</w:t>
-      </w:r>
-      <w:r>
-        <w:rPr>
-          <w:rFonts w:ascii="Times New Roman" w:hAnsi="Times New Roman"/>
-          <w:szCs w:val="28"/>
-        </w:rPr>
-        <w:t xml:space="preserve"> </w:t>
-      </w:r>
     </w:p>
     <w:p>
       <w:pPr>
@@ -1074,547 +1667,7 @@
           <w:rFonts w:ascii="Times New Roman" w:hAnsi="Times New Roman"/>
           <w:szCs w:val="28"/>
         </w:rPr>
-        <w:t>{{</w:t>
-      </w:r>
-      <w:r>
-        <w:rPr>
-          <w:rFonts w:ascii="Times New Roman" w:hAnsi="Times New Roman"/>
-          <w:szCs w:val="28"/>
-          <w:lang w:val="en-US"/>
-        </w:rPr>
-        <w:t>initials</w:t>
-      </w:r>
-      <w:r>
-        <w:rPr>
-          <w:rFonts w:ascii="Times New Roman" w:hAnsi="Times New Roman"/>
-          <w:szCs w:val="28"/>
-        </w:rPr>
-        <w:t>_</w:t>
-      </w:r>
-      <w:r>
-        <w:rPr>
-          <w:rFonts w:ascii="Times New Roman" w:hAnsi="Times New Roman"/>
-          <w:szCs w:val="28"/>
-          <w:lang w:val="en-US"/>
-        </w:rPr>
-        <w:t>gen</w:t>
-      </w:r>
-      <w:r>
-        <w:rPr>
-          <w:rFonts w:ascii="Times New Roman" w:hAnsi="Times New Roman"/>
-          <w:szCs w:val="28"/>
-        </w:rPr>
-        <w:t>_1}}</w:t>
-      </w:r>
-    </w:p>
-    <w:p>
-      <w:pPr>
-        <w:tabs>
-          <w:tab w:val="left" w:pos="3140"/>
-        </w:tabs>
-        <w:jc w:val="both"/>
-        <w:rPr>
-          <w:rFonts w:ascii="Times New Roman" w:hAnsi="Times New Roman"/>
-          <w:szCs w:val="28"/>
-        </w:rPr>
-      </w:pPr>
-    </w:p>
-    <w:p>
-      <w:pPr>
-        <w:tabs>
-          <w:tab w:val="left" w:pos="3140"/>
-        </w:tabs>
-        <w:jc w:val="both"/>
-        <w:rPr>
-          <w:rFonts w:ascii="Times New Roman" w:hAnsi="Times New Roman"/>
-          <w:szCs w:val="28"/>
-        </w:rPr>
-      </w:pPr>
-      <w:r>
-        <w:rPr>
-          <w:rFonts w:ascii="Times New Roman" w:hAnsi="Times New Roman"/>
-          <w:szCs w:val="28"/>
-        </w:rPr>
-        <w:t xml:space="preserve">Билет № </w:t>
-      </w:r>
-      <w:r>
-        <w:rPr>
-          <w:rFonts w:ascii="Times New Roman" w:hAnsi="Times New Roman"/>
-          <w:szCs w:val="28"/>
-        </w:rPr>
-        <w:t>{{</w:t>
-      </w:r>
-      <w:r>
-        <w:rPr>
-          <w:rFonts w:ascii="Times New Roman" w:hAnsi="Times New Roman"/>
-          <w:szCs w:val="28"/>
-          <w:lang w:val="en-US"/>
-        </w:rPr>
-        <w:t>ticket</w:t>
-      </w:r>
-      <w:r>
-        <w:rPr>
-          <w:rFonts w:ascii="Times New Roman" w:hAnsi="Times New Roman"/>
-          <w:szCs w:val="28"/>
-        </w:rPr>
-        <w:t>}}</w:t>
-      </w:r>
-      <w:r>
-        <w:rPr>
-          <w:rFonts w:ascii="Times New Roman" w:hAnsi="Times New Roman"/>
-          <w:szCs w:val="28"/>
-        </w:rPr>
-        <w:t xml:space="preserve"> (утвержден на заседании кафедры математики и прикладных информационных технологий протокол от </w:t>
-      </w:r>
-      <w:r>
-        <w:rPr>
-          <w:rFonts w:ascii="Times New Roman" w:hAnsi="Times New Roman"/>
-          <w:szCs w:val="28"/>
-        </w:rPr>
-        <w:t>{{</w:t>
-      </w:r>
-      <w:r>
-        <w:rPr>
-          <w:rFonts w:ascii="Times New Roman" w:hAnsi="Times New Roman"/>
-          <w:szCs w:val="28"/>
-          <w:lang w:val="en-US"/>
-        </w:rPr>
-        <w:t>state</w:t>
-      </w:r>
-      <w:r>
-        <w:rPr>
-          <w:rFonts w:ascii="Times New Roman" w:hAnsi="Times New Roman"/>
-          <w:szCs w:val="28"/>
-        </w:rPr>
-        <w:t>_</w:t>
-      </w:r>
-      <w:r>
-        <w:rPr>
-          <w:rFonts w:ascii="Times New Roman" w:hAnsi="Times New Roman"/>
-          <w:szCs w:val="28"/>
-          <w:lang w:val="en-US"/>
-        </w:rPr>
-        <w:t>date</w:t>
-      </w:r>
-      <w:r>
-        <w:rPr>
-          <w:rFonts w:ascii="Times New Roman" w:hAnsi="Times New Roman"/>
-          <w:szCs w:val="28"/>
-        </w:rPr>
-        <w:t>}}.</w:t>
-      </w:r>
-    </w:p>
-    <w:p>
-      <w:pPr>
-        <w:tabs>
-          <w:tab w:val="left" w:pos="3140"/>
-        </w:tabs>
-        <w:jc w:val="both"/>
-        <w:rPr>
-          <w:rFonts w:ascii="Times New Roman" w:hAnsi="Times New Roman"/>
-          <w:szCs w:val="28"/>
-        </w:rPr>
-      </w:pPr>
-    </w:p>
-    <w:p>
-      <w:pPr>
-        <w:tabs>
-          <w:tab w:val="left" w:pos="3140"/>
-        </w:tabs>
-        <w:spacing w:line="360" w:lineRule="auto"/>
-        <w:jc w:val="both"/>
-        <w:rPr>
-          <w:rFonts w:ascii="Times New Roman" w:hAnsi="Times New Roman"/>
-          <w:szCs w:val="28"/>
-        </w:rPr>
-      </w:pPr>
-      <w:r>
-        <w:rPr>
-          <w:rFonts w:ascii="Times New Roman" w:hAnsi="Times New Roman"/>
-          <w:szCs w:val="28"/>
-        </w:rPr>
-        <w:t>Вопросы:</w:t>
-      </w:r>
-    </w:p>
-    <w:p>
-      <w:pPr>
-        <w:tabs>
-          <w:tab w:val="left" w:pos="3140"/>
-        </w:tabs>
-        <w:spacing w:line="360" w:lineRule="auto"/>
-        <w:rPr>
-          <w:rFonts w:ascii="Times New Roman" w:hAnsi="Times New Roman"/>
-          <w:szCs w:val="28"/>
-        </w:rPr>
-      </w:pPr>
-      <w:r>
-        <w:rPr>
-          <w:rFonts w:ascii="Times New Roman" w:hAnsi="Times New Roman"/>
-          <w:color w:val="000000"/>
-          <w:szCs w:val="28"/>
-        </w:rPr>
-        <w:t>{{</w:t>
-      </w:r>
-      <w:r>
-        <w:rPr>
-          <w:rFonts w:ascii="Times New Roman" w:hAnsi="Times New Roman"/>
-          <w:color w:val="000000"/>
-          <w:szCs w:val="28"/>
-          <w:lang w:val="en-US"/>
-        </w:rPr>
-        <w:t>questions</w:t>
-      </w:r>
-      <w:r>
-        <w:rPr>
-          <w:rFonts w:ascii="Times New Roman" w:hAnsi="Times New Roman"/>
-          <w:color w:val="000000"/>
-          <w:szCs w:val="28"/>
-        </w:rPr>
-        <w:t>}}</w:t>
-      </w:r>
-    </w:p>
-    <w:p>
-      <w:pPr>
-        <w:tabs>
-          <w:tab w:val="left" w:pos="3140"/>
-        </w:tabs>
-        <w:spacing w:line="360" w:lineRule="auto"/>
-        <w:jc w:val="both"/>
-        <w:rPr>
-          <w:rFonts w:ascii="Times New Roman" w:hAnsi="Times New Roman"/>
-          <w:szCs w:val="28"/>
-        </w:rPr>
-      </w:pPr>
-      <w:r>
-        <w:rPr>
-          <w:rFonts w:ascii="Times New Roman" w:hAnsi="Times New Roman"/>
-          <w:szCs w:val="28"/>
-        </w:rPr>
-        <w:t>Были заданы следующие уточняющие и дополнительные вопросы:</w:t>
-      </w:r>
-    </w:p>
-    <w:p>
-      <w:pPr>
-        <w:tabs>
-          <w:tab w:val="left" w:pos="3140"/>
-        </w:tabs>
-        <w:spacing w:line="360" w:lineRule="auto"/>
-        <w:rPr>
-          <w:rFonts w:ascii="Times New Roman" w:hAnsi="Times New Roman"/>
-          <w:szCs w:val="28"/>
-        </w:rPr>
-      </w:pPr>
-      <w:r>
-        <w:rPr>
-          <w:rFonts w:ascii="Times New Roman" w:hAnsi="Times New Roman"/>
-          <w:color w:val="000000" w:themeColor="text1"/>
-          <w:szCs w:val="28"/>
-        </w:rPr>
-        <w:t>{{</w:t>
-      </w:r>
-      <w:r>
-        <w:rPr>
-          <w:rFonts w:ascii="Times New Roman" w:hAnsi="Times New Roman"/>
-          <w:color w:val="000000" w:themeColor="text1"/>
-          <w:szCs w:val="28"/>
-          <w:lang w:val="en-US"/>
-        </w:rPr>
-        <w:t>add</w:t>
-      </w:r>
-      <w:r>
-        <w:rPr>
-          <w:rFonts w:ascii="Times New Roman" w:hAnsi="Times New Roman"/>
-          <w:color w:val="000000" w:themeColor="text1"/>
-          <w:szCs w:val="28"/>
-        </w:rPr>
-        <w:t>_</w:t>
-      </w:r>
-      <w:r>
-        <w:rPr>
-          <w:rFonts w:ascii="Times New Roman" w:hAnsi="Times New Roman"/>
-          <w:color w:val="000000" w:themeColor="text1"/>
-          <w:szCs w:val="28"/>
-          <w:lang w:val="en-US"/>
-        </w:rPr>
-        <w:t>questions</w:t>
-      </w:r>
-      <w:r>
-        <w:rPr>
-          <w:rFonts w:ascii="Times New Roman" w:hAnsi="Times New Roman"/>
-          <w:color w:val="000000" w:themeColor="text1"/>
-          <w:szCs w:val="28"/>
-        </w:rPr>
-        <w:t>}}</w:t>
-      </w:r>
-    </w:p>
-    <w:p>
-      <w:pPr>
-        <w:pStyle w:val="a3"/>
-        <w:spacing w:after="0" w:line="240" w:lineRule="auto"/>
-        <w:ind w:left="709"/>
-        <w:jc w:val="both"/>
-        <w:rPr>
-          <w:rFonts w:ascii="Times New Roman" w:hAnsi="Times New Roman"/>
-          <w:color w:val="000000" w:themeColor="text1"/>
-          <w:sz w:val="28"/>
-          <w:szCs w:val="28"/>
-          <w:highlight w:val="green"/>
-        </w:rPr>
-      </w:pPr>
-    </w:p>
-    <w:p>
-      <w:pPr>
-        <w:pStyle w:val="a3"/>
-        <w:spacing w:after="0" w:line="240" w:lineRule="auto"/>
-        <w:ind w:left="709"/>
-        <w:jc w:val="both"/>
-        <w:rPr>
-          <w:rFonts w:ascii="Times New Roman" w:hAnsi="Times New Roman"/>
-          <w:color w:val="000000" w:themeColor="text1"/>
-          <w:sz w:val="28"/>
-          <w:szCs w:val="28"/>
-          <w:highlight w:val="green"/>
-        </w:rPr>
-      </w:pPr>
-    </w:p>
-    <w:p>
-      <w:pPr>
-        <w:tabs>
-          <w:tab w:val="left" w:pos="3140"/>
-        </w:tabs>
-        <w:jc w:val="both"/>
-        <w:rPr>
-          <w:rFonts w:ascii="Times New Roman" w:hAnsi="Times New Roman"/>
-          <w:szCs w:val="28"/>
-          <w:highlight w:val="green"/>
-        </w:rPr>
-      </w:pPr>
-      <w:r>
-        <w:rPr>
-          <w:rFonts w:ascii="Times New Roman" w:hAnsi="Times New Roman"/>
-          <w:noProof/>
-        </w:rPr>
-        <w:t>Характеристика ответов обучающегося на заданные вопросы</w:t>
-      </w:r>
-      <w:r>
-        <w:rPr>
-          <w:rFonts w:ascii="Times New Roman" w:hAnsi="Times New Roman"/>
-          <w:szCs w:val="28"/>
-        </w:rPr>
-        <w:t>: {{</w:t>
-      </w:r>
-      <w:r>
-        <w:rPr>
-          <w:rFonts w:ascii="Times New Roman" w:hAnsi="Times New Roman"/>
-          <w:szCs w:val="28"/>
-          <w:lang w:val="en-US"/>
-        </w:rPr>
-        <w:t>property</w:t>
-      </w:r>
-      <w:r>
-        <w:rPr>
-          <w:rFonts w:ascii="Times New Roman" w:hAnsi="Times New Roman"/>
-          <w:szCs w:val="28"/>
-        </w:rPr>
-        <w:t>_1}}.</w:t>
-      </w:r>
-    </w:p>
-    <w:p>
-      <w:pPr>
-        <w:tabs>
-          <w:tab w:val="left" w:pos="3140"/>
-        </w:tabs>
-        <w:jc w:val="both"/>
-        <w:rPr>
-          <w:rFonts w:ascii="Times New Roman" w:hAnsi="Times New Roman"/>
-          <w:szCs w:val="28"/>
-        </w:rPr>
-      </w:pPr>
-    </w:p>
-    <w:p>
-      <w:pPr>
-        <w:tabs>
-          <w:tab w:val="left" w:pos="3140"/>
-        </w:tabs>
-        <w:jc w:val="both"/>
-        <w:rPr>
-          <w:rFonts w:ascii="Times New Roman" w:hAnsi="Times New Roman"/>
-          <w:szCs w:val="28"/>
-          <w:highlight w:val="yellow"/>
-        </w:rPr>
-      </w:pPr>
-    </w:p>
-    <w:p>
-      <w:pPr>
-        <w:tabs>
-          <w:tab w:val="left" w:pos="3140"/>
-        </w:tabs>
-        <w:jc w:val="both"/>
-        <w:rPr>
-          <w:rFonts w:ascii="Times New Roman" w:hAnsi="Times New Roman"/>
-          <w:szCs w:val="28"/>
-        </w:rPr>
-      </w:pPr>
-      <w:r>
-        <w:rPr>
-          <w:rFonts w:ascii="Times New Roman" w:hAnsi="Times New Roman"/>
-          <w:szCs w:val="28"/>
-        </w:rPr>
-        <w:t>ПОСТАНОВИЛИ:</w:t>
-      </w:r>
-    </w:p>
-    <w:p>
-      <w:pPr>
-        <w:tabs>
-          <w:tab w:val="left" w:pos="3140"/>
-        </w:tabs>
-        <w:jc w:val="both"/>
-        <w:rPr>
-          <w:rFonts w:ascii="Times New Roman" w:hAnsi="Times New Roman"/>
-          <w:szCs w:val="28"/>
-        </w:rPr>
-      </w:pPr>
-    </w:p>
-    <w:p>
-      <w:pPr>
-        <w:tabs>
-          <w:tab w:val="left" w:pos="1560"/>
-        </w:tabs>
-        <w:jc w:val="both"/>
-        <w:rPr>
-          <w:rFonts w:ascii="Times New Roman" w:hAnsi="Times New Roman"/>
-          <w:szCs w:val="28"/>
-        </w:rPr>
-      </w:pPr>
-      <w:r>
-        <w:rPr>
-          <w:rFonts w:ascii="Times New Roman" w:hAnsi="Times New Roman"/>
-          <w:szCs w:val="28"/>
-        </w:rPr>
-        <w:t xml:space="preserve">Обучающийся </w:t>
-      </w:r>
-      <w:r>
-        <w:rPr>
-          <w:rFonts w:ascii="Times New Roman" w:hAnsi="Times New Roman"/>
-          <w:szCs w:val="28"/>
-        </w:rPr>
-        <w:t>{{</w:t>
-      </w:r>
-      <w:r>
-        <w:rPr>
-          <w:rFonts w:ascii="Times New Roman" w:hAnsi="Times New Roman"/>
-          <w:szCs w:val="28"/>
-          <w:lang w:val="en-US"/>
-        </w:rPr>
-        <w:t>initials</w:t>
-      </w:r>
-      <w:r>
-        <w:rPr>
-          <w:rFonts w:ascii="Times New Roman" w:hAnsi="Times New Roman"/>
-          <w:szCs w:val="28"/>
-        </w:rPr>
-        <w:t>_1}}</w:t>
-      </w:r>
-      <w:r>
-        <w:rPr>
-          <w:rFonts w:ascii="Times New Roman" w:hAnsi="Times New Roman"/>
-          <w:szCs w:val="28"/>
-        </w:rPr>
-        <w:t xml:space="preserve"> освоил основную образовательную программу по направлению подготовки </w:t>
-      </w:r>
-      <w:r>
-        <w:rPr>
-          <w:rFonts w:ascii="Times New Roman" w:hAnsi="Times New Roman"/>
-          <w:szCs w:val="28"/>
-        </w:rPr>
-        <w:t>{{</w:t>
-      </w:r>
-      <w:r>
-        <w:rPr>
-          <w:rFonts w:ascii="Times New Roman" w:hAnsi="Times New Roman"/>
-          <w:szCs w:val="28"/>
-          <w:lang w:val="en-US"/>
-        </w:rPr>
-        <w:t>direction</w:t>
-      </w:r>
-      <w:r>
-        <w:rPr>
-          <w:rFonts w:ascii="Times New Roman" w:hAnsi="Times New Roman"/>
-          <w:szCs w:val="28"/>
-        </w:rPr>
-        <w:t>_1}}</w:t>
-      </w:r>
-      <w:r>
-        <w:rPr>
-          <w:rFonts w:ascii="Times New Roman" w:hAnsi="Times New Roman"/>
-          <w:szCs w:val="28"/>
-        </w:rPr>
-        <w:t xml:space="preserve"> в соответствии с требованиями ФГОС и сдал государственный экзамен с оценкой </w:t>
-      </w:r>
-      <w:r>
-        <w:rPr>
-          <w:rFonts w:ascii="Times New Roman" w:hAnsi="Times New Roman"/>
-          <w:szCs w:val="28"/>
-        </w:rPr>
-        <w:t>{{</w:t>
-      </w:r>
-      <w:r>
-        <w:rPr>
-          <w:rFonts w:ascii="Times New Roman" w:hAnsi="Times New Roman"/>
-          <w:szCs w:val="28"/>
-          <w:lang w:val="en-US"/>
-        </w:rPr>
-        <w:t>mark</w:t>
-      </w:r>
-      <w:r>
-        <w:rPr>
-          <w:rFonts w:ascii="Times New Roman" w:hAnsi="Times New Roman"/>
-          <w:szCs w:val="28"/>
-        </w:rPr>
-        <w:t>_1}}.</w:t>
-      </w:r>
-    </w:p>
-    <w:p>
-      <w:pPr>
-        <w:tabs>
-          <w:tab w:val="left" w:pos="3140"/>
-        </w:tabs>
-        <w:jc w:val="both"/>
-        <w:rPr>
-          <w:rFonts w:ascii="Times New Roman" w:hAnsi="Times New Roman"/>
-          <w:szCs w:val="28"/>
-        </w:rPr>
-      </w:pPr>
-    </w:p>
-    <w:p>
-      <w:pPr>
-        <w:tabs>
-          <w:tab w:val="left" w:pos="3140"/>
-        </w:tabs>
-        <w:jc w:val="both"/>
-        <w:rPr>
-          <w:rFonts w:ascii="Times New Roman" w:hAnsi="Times New Roman"/>
-          <w:szCs w:val="28"/>
-        </w:rPr>
-      </w:pPr>
-    </w:p>
-    <w:p>
-      <w:pPr>
-        <w:tabs>
-          <w:tab w:val="left" w:pos="3140"/>
-        </w:tabs>
-        <w:jc w:val="both"/>
-        <w:rPr>
-          <w:rFonts w:ascii="Times New Roman" w:hAnsi="Times New Roman"/>
-          <w:szCs w:val="28"/>
-        </w:rPr>
-      </w:pPr>
-      <w:r>
-        <w:rPr>
-          <w:rFonts w:ascii="Times New Roman" w:hAnsi="Times New Roman"/>
-          <w:szCs w:val="28"/>
-        </w:rPr>
-        <w:t>Председатель ГЭК</w:t>
+        <w:t>Секретарь ГЭК</w:t>
       </w:r>
       <w:r>
         <w:rPr>
@@ -1623,93 +1676,6 @@
         </w:rPr>
         <w:tab/>
         <w:t>_________________</w:t>
-      </w:r>
-      <w:r>
-        <w:rPr>
-          <w:rFonts w:ascii="Times New Roman" w:hAnsi="Times New Roman"/>
-          <w:szCs w:val="28"/>
-        </w:rPr>
-        <w:t xml:space="preserve"> </w:t>
-      </w:r>
-      <w:r>
-        <w:rPr>
-          <w:rFonts w:ascii="Times New Roman" w:hAnsi="Times New Roman"/>
-          <w:szCs w:val="28"/>
-        </w:rPr>
-        <w:t>{{</w:t>
-      </w:r>
-      <w:r>
-        <w:rPr>
-          <w:rFonts w:ascii="Times New Roman" w:hAnsi="Times New Roman"/>
-          <w:szCs w:val="28"/>
-          <w:lang w:val="en-US"/>
-        </w:rPr>
-        <w:t>chairman</w:t>
-      </w:r>
-      <w:r>
-        <w:rPr>
-          <w:rFonts w:ascii="Times New Roman" w:hAnsi="Times New Roman"/>
-          <w:szCs w:val="28"/>
-        </w:rPr>
-        <w:t>_1}}</w:t>
-      </w:r>
-    </w:p>
-    <w:p>
-      <w:pPr>
-        <w:tabs>
-          <w:tab w:val="left" w:pos="3140"/>
-        </w:tabs>
-        <w:jc w:val="both"/>
-        <w:rPr>
-          <w:rFonts w:ascii="Times New Roman" w:hAnsi="Times New Roman"/>
-          <w:szCs w:val="28"/>
-        </w:rPr>
-      </w:pPr>
-    </w:p>
-    <w:p>
-      <w:pPr>
-        <w:tabs>
-          <w:tab w:val="left" w:pos="3140"/>
-        </w:tabs>
-        <w:jc w:val="both"/>
-        <w:rPr>
-          <w:rFonts w:ascii="Times New Roman" w:hAnsi="Times New Roman"/>
-          <w:szCs w:val="28"/>
-        </w:rPr>
-      </w:pPr>
-    </w:p>
-    <w:p>
-      <w:pPr>
-        <w:tabs>
-          <w:tab w:val="left" w:pos="3140"/>
-        </w:tabs>
-        <w:jc w:val="both"/>
-        <w:rPr>
-          <w:rFonts w:ascii="Times New Roman" w:hAnsi="Times New Roman"/>
-          <w:szCs w:val="28"/>
-        </w:rPr>
-      </w:pPr>
-      <w:r>
-        <w:rPr>
-          <w:rFonts w:ascii="Times New Roman" w:hAnsi="Times New Roman"/>
-          <w:szCs w:val="28"/>
-        </w:rPr>
-        <w:t>Секретарь ГЭК</w:t>
-      </w:r>
-      <w:r>
-        <w:rPr>
-          <w:rFonts w:ascii="Times New Roman" w:hAnsi="Times New Roman"/>
-          <w:szCs w:val="28"/>
-        </w:rPr>
-        <w:tab/>
-        <w:t>_________________</w:t>
-      </w:r>
-      <w:r>
-        <w:rPr>
-          <w:rFonts w:ascii="Times New Roman" w:hAnsi="Times New Roman"/>
-          <w:szCs w:val="28"/>
-        </w:rPr>
-        <w:t xml:space="preserve"> </w:t>
       </w:r>
       <w:r>
         <w:rPr>

--- a/templates/шаблон_протокола_гос_экз_экзамен.docx
+++ b/templates/шаблон_протокола_гос_экз_экзамен.docx
@@ -392,8 +392,8 @@
       </w:tblPr>
       <w:tblGrid>
         <w:gridCol w:w="2689"/>
-        <w:gridCol w:w="3918"/>
-        <w:gridCol w:w="3304"/>
+        <w:gridCol w:w="2551"/>
+        <w:gridCol w:w="4671"/>
       </w:tblGrid>
       <w:tr>
         <w:tc>
@@ -426,7 +426,7 @@
         </w:tc>
         <w:tc>
           <w:tcPr>
-            <w:tcW w:w="3918" w:type="dxa"/>
+            <w:tcW w:w="2551" w:type="dxa"/>
             <w:tcBorders>
               <w:top w:val="single" w:sz="4" w:space="0" w:color="auto"/>
               <w:left w:val="single" w:sz="4" w:space="0" w:color="auto"/>
@@ -469,7 +469,7 @@
         </w:tc>
         <w:tc>
           <w:tcPr>
-            <w:tcW w:w="3304" w:type="dxa"/>
+            <w:tcW w:w="4671" w:type="dxa"/>
             <w:tcBorders>
               <w:top w:val="single" w:sz="4" w:space="0" w:color="auto"/>
               <w:left w:val="single" w:sz="4" w:space="0" w:color="auto"/>
@@ -543,7 +543,7 @@
         </w:tc>
         <w:tc>
           <w:tcPr>
-            <w:tcW w:w="3918" w:type="dxa"/>
+            <w:tcW w:w="2551" w:type="dxa"/>
             <w:tcBorders>
               <w:top w:val="single" w:sz="4" w:space="0" w:color="auto"/>
               <w:left w:val="single" w:sz="4" w:space="0" w:color="auto"/>
@@ -579,6 +579,7 @@
           </w:p>
           <w:p>
             <w:pPr>
+              <w:ind w:right="27"/>
               <w:rPr>
                 <w:rFonts w:ascii="Times New Roman" w:hAnsi="Times New Roman"/>
                 <w:szCs w:val="28"/>
@@ -588,7 +589,7 @@
         </w:tc>
         <w:tc>
           <w:tcPr>
-            <w:tcW w:w="3304" w:type="dxa"/>
+            <w:tcW w:w="4671" w:type="dxa"/>
             <w:tcBorders>
               <w:top w:val="single" w:sz="4" w:space="0" w:color="auto"/>
               <w:left w:val="single" w:sz="4" w:space="0" w:color="auto"/>
@@ -637,7 +638,7 @@
         </w:tc>
         <w:tc>
           <w:tcPr>
-            <w:tcW w:w="3918" w:type="dxa"/>
+            <w:tcW w:w="2551" w:type="dxa"/>
             <w:tcBorders>
               <w:top w:val="single" w:sz="4" w:space="0" w:color="auto"/>
               <w:left w:val="single" w:sz="4" w:space="0" w:color="auto"/>
@@ -677,7 +678,7 @@
         </w:tc>
         <w:tc>
           <w:tcPr>
-            <w:tcW w:w="3304" w:type="dxa"/>
+            <w:tcW w:w="4671" w:type="dxa"/>
             <w:tcBorders>
               <w:top w:val="single" w:sz="4" w:space="0" w:color="auto"/>
               <w:left w:val="single" w:sz="4" w:space="0" w:color="auto"/>
@@ -742,7 +743,7 @@
         </w:tc>
         <w:tc>
           <w:tcPr>
-            <w:tcW w:w="3918" w:type="dxa"/>
+            <w:tcW w:w="2551" w:type="dxa"/>
             <w:tcBorders>
               <w:top w:val="single" w:sz="4" w:space="0" w:color="auto"/>
               <w:left w:val="single" w:sz="4" w:space="0" w:color="auto"/>
@@ -782,7 +783,7 @@
         </w:tc>
         <w:tc>
           <w:tcPr>
-            <w:tcW w:w="3304" w:type="dxa"/>
+            <w:tcW w:w="4671" w:type="dxa"/>
             <w:tcBorders>
               <w:top w:val="single" w:sz="4" w:space="0" w:color="auto"/>
               <w:left w:val="single" w:sz="4" w:space="0" w:color="auto"/>
@@ -847,7 +848,7 @@
         </w:tc>
         <w:tc>
           <w:tcPr>
-            <w:tcW w:w="3918" w:type="dxa"/>
+            <w:tcW w:w="2551" w:type="dxa"/>
             <w:tcBorders>
               <w:top w:val="single" w:sz="4" w:space="0" w:color="auto"/>
               <w:left w:val="single" w:sz="4" w:space="0" w:color="auto"/>
@@ -887,7 +888,7 @@
         </w:tc>
         <w:tc>
           <w:tcPr>
-            <w:tcW w:w="3304" w:type="dxa"/>
+            <w:tcW w:w="4671" w:type="dxa"/>
             <w:tcBorders>
               <w:top w:val="single" w:sz="4" w:space="0" w:color="auto"/>
               <w:left w:val="single" w:sz="4" w:space="0" w:color="auto"/>
@@ -1424,6 +1425,18 @@
           <w:szCs w:val="28"/>
         </w:rPr>
       </w:pPr>
+    </w:p>
+    <w:p>
+      <w:pPr>
+        <w:tabs>
+          <w:tab w:val="left" w:pos="3140"/>
+        </w:tabs>
+        <w:jc w:val="both"/>
+        <w:rPr>
+          <w:rFonts w:ascii="Times New Roman" w:hAnsi="Times New Roman"/>
+          <w:szCs w:val="28"/>
+        </w:rPr>
+      </w:pPr>
       <w:r>
         <w:rPr>
           <w:rFonts w:ascii="Times New Roman" w:hAnsi="Times New Roman"/>
@@ -1460,8 +1473,16 @@
           <w:rFonts w:ascii="Times New Roman" w:hAnsi="Times New Roman"/>
           <w:szCs w:val="28"/>
         </w:rPr>
-        <w:lastRenderedPageBreak/>
-        <w:t xml:space="preserve">Обучающийся </w:t>
+        <w:t>Об</w:t>
+      </w:r>
+      <w:bookmarkStart w:id="0" w:name="_GoBack"/>
+      <w:bookmarkEnd w:id="0"/>
+      <w:r>
+        <w:rPr>
+          <w:rFonts w:ascii="Times New Roman" w:hAnsi="Times New Roman"/>
+          <w:szCs w:val="28"/>
+        </w:rPr>
+        <w:t xml:space="preserve">учающийся </w:t>
       </w:r>
       <w:r>
         <w:rPr>
@@ -1607,17 +1628,7 @@
           <w:szCs w:val="28"/>
           <w:lang w:val="en-US"/>
         </w:rPr>
-        <w:t>chairm</w:t>
-      </w:r>
-      <w:bookmarkStart w:id="0" w:name="_GoBack"/>
-      <w:bookmarkEnd w:id="0"/>
-      <w:r>
-        <w:rPr>
-          <w:rFonts w:ascii="Times New Roman" w:hAnsi="Times New Roman"/>
-          <w:szCs w:val="28"/>
-          <w:lang w:val="en-US"/>
-        </w:rPr>
-        <w:t>an</w:t>
+        <w:t>chairman</w:t>
       </w:r>
       <w:r>
         <w:rPr>
@@ -1708,6 +1719,44 @@
     </w:sectPr>
   </w:body>
 </w:document>
+</file>
+
+<file path=word/endnotes.xml><?xml version="1.0" encoding="utf-8"?>
+<w:endnotes xmlns:wpc="http://schemas.microsoft.com/office/word/2010/wordprocessingCanvas" xmlns:cx="http://schemas.microsoft.com/office/drawing/2014/chartex" xmlns:cx1="http://schemas.microsoft.com/office/drawing/2015/9/8/chartex" xmlns:cx2="http://schemas.microsoft.com/office/drawing/2015/10/21/chartex" xmlns:cx3="http://schemas.microsoft.com/office/drawing/2016/5/9/chartex" xmlns:cx4="http://schemas.microsoft.com/office/drawing/2016/5/10/chartex" xmlns:cx5="http://schemas.microsoft.com/office/drawing/2016/5/11/chartex" xmlns:cx6="http://schemas.microsoft.com/office/drawing/2016/5/12/chartex" xmlns:cx7="http://schemas.microsoft.com/office/drawing/2016/5/13/chartex" xmlns:cx8="http://schemas.microsoft.com/office/drawing/2016/5/14/chartex" xmlns:mc="http://schemas.openxmlformats.org/markup-compatibility/2006" xmlns:aink="http://schemas.microsoft.com/office/drawing/2016/ink" xmlns:am3d="http://schemas.microsoft.com/office/drawing/2017/model3d" xmlns:o="urn:schemas-microsoft-com:office:office" xmlns:r="http://schemas.openxmlformats.org/officeDocument/2006/relationships" xmlns:m="http://schemas.openxmlformats.org/officeDocument/2006/math" xmlns:v="urn:schemas-microsoft-com:vml" xmlns:wp14="http://schemas.microsoft.com/office/word/2010/wordprocessingDrawing" xmlns:wp="http://schemas.openxmlformats.org/drawingml/2006/wordprocessingDrawing" xmlns:w10="urn:schemas-microsoft-com:office:word" xmlns:w="http://schemas.openxmlformats.org/wordprocessingml/2006/main" xmlns:w14="http://schemas.microsoft.com/office/word/2010/wordml" xmlns:w15="http://schemas.microsoft.com/office/word/2012/wordml" xmlns:w16cid="http://schemas.microsoft.com/office/word/2016/wordml/cid" xmlns:w16se="http://schemas.microsoft.com/office/word/2015/wordml/symex" xmlns:wpg="http://schemas.microsoft.com/office/word/2010/wordprocessingGroup" xmlns:wpi="http://schemas.microsoft.com/office/word/2010/wordprocessingInk" xmlns:wne="http://schemas.microsoft.com/office/word/2006/wordml" xmlns:wps="http://schemas.microsoft.com/office/word/2010/wordprocessingShape" mc:Ignorable="w14 w15 w16se w16cid wp14">
+  <w:endnote w:type="separator" w:id="-1">
+    <w:p>
+      <w:r>
+        <w:separator/>
+      </w:r>
+    </w:p>
+  </w:endnote>
+  <w:endnote w:type="continuationSeparator" w:id="0">
+    <w:p>
+      <w:r>
+        <w:continuationSeparator/>
+      </w:r>
+    </w:p>
+  </w:endnote>
+</w:endnotes>
+</file>
+
+<file path=word/footnotes.xml><?xml version="1.0" encoding="utf-8"?>
+<w:footnotes xmlns:wpc="http://schemas.microsoft.com/office/word/2010/wordprocessingCanvas" xmlns:cx="http://schemas.microsoft.com/office/drawing/2014/chartex" xmlns:cx1="http://schemas.microsoft.com/office/drawing/2015/9/8/chartex" xmlns:cx2="http://schemas.microsoft.com/office/drawing/2015/10/21/chartex" xmlns:cx3="http://schemas.microsoft.com/office/drawing/2016/5/9/chartex" xmlns:cx4="http://schemas.microsoft.com/office/drawing/2016/5/10/chartex" xmlns:cx5="http://schemas.microsoft.com/office/drawing/2016/5/11/chartex" xmlns:cx6="http://schemas.microsoft.com/office/drawing/2016/5/12/chartex" xmlns:cx7="http://schemas.microsoft.com/office/drawing/2016/5/13/chartex" xmlns:cx8="http://schemas.microsoft.com/office/drawing/2016/5/14/chartex" xmlns:mc="http://schemas.openxmlformats.org/markup-compatibility/2006" xmlns:aink="http://schemas.microsoft.com/office/drawing/2016/ink" xmlns:am3d="http://schemas.microsoft.com/office/drawing/2017/model3d" xmlns:o="urn:schemas-microsoft-com:office:office" xmlns:r="http://schemas.openxmlformats.org/officeDocument/2006/relationships" xmlns:m="http://schemas.openxmlformats.org/officeDocument/2006/math" xmlns:v="urn:schemas-microsoft-com:vml" xmlns:wp14="http://schemas.microsoft.com/office/word/2010/wordprocessingDrawing" xmlns:wp="http://schemas.openxmlformats.org/drawingml/2006/wordprocessingDrawing" xmlns:w10="urn:schemas-microsoft-com:office:word" xmlns:w="http://schemas.openxmlformats.org/wordprocessingml/2006/main" xmlns:w14="http://schemas.microsoft.com/office/word/2010/wordml" xmlns:w15="http://schemas.microsoft.com/office/word/2012/wordml" xmlns:w16cid="http://schemas.microsoft.com/office/word/2016/wordml/cid" xmlns:w16se="http://schemas.microsoft.com/office/word/2015/wordml/symex" xmlns:wpg="http://schemas.microsoft.com/office/word/2010/wordprocessingGroup" xmlns:wpi="http://schemas.microsoft.com/office/word/2010/wordprocessingInk" xmlns:wne="http://schemas.microsoft.com/office/word/2006/wordml" xmlns:wps="http://schemas.microsoft.com/office/word/2010/wordprocessingShape" mc:Ignorable="w14 w15 w16se w16cid wp14">
+  <w:footnote w:type="separator" w:id="-1">
+    <w:p>
+      <w:r>
+        <w:separator/>
+      </w:r>
+    </w:p>
+  </w:footnote>
+  <w:footnote w:type="continuationSeparator" w:id="0">
+    <w:p>
+      <w:r>
+        <w:continuationSeparator/>
+      </w:r>
+    </w:p>
+  </w:footnote>
+</w:footnotes>
 </file>
 
 <file path=word/styles.xml><?xml version="1.0" encoding="utf-8"?>
@@ -2233,6 +2282,60 @@
       </w:tblBorders>
     </w:tblPr>
   </w:style>
+  <w:style w:type="paragraph" w:styleId="a6">
+    <w:name w:val="header"/>
+    <w:basedOn w:val="a"/>
+    <w:link w:val="a7"/>
+    <w:uiPriority w:val="99"/>
+    <w:unhideWhenUsed/>
+    <w:rsid w:val="00815995"/>
+    <w:pPr>
+      <w:tabs>
+        <w:tab w:val="center" w:pos="4677"/>
+        <w:tab w:val="right" w:pos="9355"/>
+      </w:tabs>
+    </w:pPr>
+  </w:style>
+  <w:style w:type="character" w:customStyle="1" w:styleId="a7">
+    <w:name w:val="Верхний колонтитул Знак"/>
+    <w:basedOn w:val="a0"/>
+    <w:link w:val="a6"/>
+    <w:uiPriority w:val="99"/>
+    <w:rsid w:val="00815995"/>
+    <w:rPr>
+      <w:rFonts w:ascii="Antiqua" w:eastAsia="Times New Roman" w:hAnsi="Antiqua" w:cs="Times New Roman"/>
+      <w:sz w:val="28"/>
+      <w:szCs w:val="24"/>
+      <w:lang w:eastAsia="ru-RU"/>
+    </w:rPr>
+  </w:style>
+  <w:style w:type="paragraph" w:styleId="a8">
+    <w:name w:val="footer"/>
+    <w:basedOn w:val="a"/>
+    <w:link w:val="a9"/>
+    <w:uiPriority w:val="99"/>
+    <w:unhideWhenUsed/>
+    <w:rsid w:val="00815995"/>
+    <w:pPr>
+      <w:tabs>
+        <w:tab w:val="center" w:pos="4677"/>
+        <w:tab w:val="right" w:pos="9355"/>
+      </w:tabs>
+    </w:pPr>
+  </w:style>
+  <w:style w:type="character" w:customStyle="1" w:styleId="a9">
+    <w:name w:val="Нижний колонтитул Знак"/>
+    <w:basedOn w:val="a0"/>
+    <w:link w:val="a8"/>
+    <w:uiPriority w:val="99"/>
+    <w:rsid w:val="00815995"/>
+    <w:rPr>
+      <w:rFonts w:ascii="Antiqua" w:eastAsia="Times New Roman" w:hAnsi="Antiqua" w:cs="Times New Roman"/>
+      <w:sz w:val="28"/>
+      <w:szCs w:val="24"/>
+      <w:lang w:eastAsia="ru-RU"/>
+    </w:rPr>
+  </w:style>
 </w:styles>
 </file>
 

--- a/templates/шаблон_протокола_гос_экз_экзамен.docx
+++ b/templates/шаблон_протокола_гос_экз_экзамен.docx
@@ -332,6 +332,15 @@
         </w:rPr>
         <w:t>_1}}</w:t>
       </w:r>
+      <w:r>
+        <w:rPr>
+          <w:rFonts w:ascii="Times New Roman" w:hAnsi="Times New Roman"/>
+          <w:szCs w:val="28"/>
+        </w:rPr>
+        <w:t xml:space="preserve"> г</w:t>
+      </w:r>
+      <w:bookmarkStart w:id="0" w:name="_GoBack"/>
+      <w:bookmarkEnd w:id="0"/>
       <w:r>
         <w:rPr>
           <w:rFonts w:ascii="Times New Roman" w:hAnsi="Times New Roman"/>
@@ -1473,16 +1482,7 @@
           <w:rFonts w:ascii="Times New Roman" w:hAnsi="Times New Roman"/>
           <w:szCs w:val="28"/>
         </w:rPr>
-        <w:t>Об</w:t>
-      </w:r>
-      <w:bookmarkStart w:id="0" w:name="_GoBack"/>
-      <w:bookmarkEnd w:id="0"/>
-      <w:r>
-        <w:rPr>
-          <w:rFonts w:ascii="Times New Roman" w:hAnsi="Times New Roman"/>
-          <w:szCs w:val="28"/>
-        </w:rPr>
-        <w:t xml:space="preserve">учающийся </w:t>
+        <w:t xml:space="preserve">Обучающийся </w:t>
       </w:r>
       <w:r>
         <w:rPr>

--- a/templates/шаблон_протокола_гос_экз_экзамен.docx
+++ b/templates/шаблон_протокола_гос_экз_экзамен.docx
@@ -12,6 +12,8 @@
           <w:szCs w:val="22"/>
         </w:rPr>
       </w:pPr>
+      <w:bookmarkStart w:id="0" w:name="_GoBack"/>
+      <w:bookmarkEnd w:id="0"/>
       <w:r>
         <w:rPr>
           <w:rFonts w:ascii="Times New Roman" w:hAnsi="Times New Roman"/>
@@ -339,8 +341,6 @@
         </w:rPr>
         <w:t xml:space="preserve"> г</w:t>
       </w:r>
-      <w:bookmarkStart w:id="0" w:name="_GoBack"/>
-      <w:bookmarkEnd w:id="0"/>
       <w:r>
         <w:rPr>
           <w:rFonts w:ascii="Times New Roman" w:hAnsi="Times New Roman"/>
@@ -396,13 +396,13 @@
     <w:tbl>
       <w:tblPr>
         <w:tblStyle w:val="a5"/>
-        <w:tblW w:w="0" w:type="auto"/>
+        <w:tblW w:w="10053" w:type="dxa"/>
         <w:tblLook w:val="04A0" w:firstRow="1" w:lastRow="0" w:firstColumn="1" w:lastColumn="0" w:noHBand="0" w:noVBand="1"/>
       </w:tblPr>
       <w:tblGrid>
         <w:gridCol w:w="2689"/>
-        <w:gridCol w:w="2551"/>
-        <w:gridCol w:w="4671"/>
+        <w:gridCol w:w="2409"/>
+        <w:gridCol w:w="4955"/>
       </w:tblGrid>
       <w:tr>
         <w:tc>
@@ -435,7 +435,7 @@
         </w:tc>
         <w:tc>
           <w:tcPr>
-            <w:tcW w:w="2551" w:type="dxa"/>
+            <w:tcW w:w="2409" w:type="dxa"/>
             <w:tcBorders>
               <w:top w:val="single" w:sz="4" w:space="0" w:color="auto"/>
               <w:left w:val="single" w:sz="4" w:space="0" w:color="auto"/>
@@ -446,6 +446,7 @@
           </w:tcPr>
           <w:p>
             <w:pPr>
+              <w:ind w:right="27"/>
               <w:rPr>
                 <w:rFonts w:ascii="Times New Roman" w:hAnsi="Times New Roman"/>
                 <w:szCs w:val="28"/>
@@ -478,7 +479,7 @@
         </w:tc>
         <w:tc>
           <w:tcPr>
-            <w:tcW w:w="4671" w:type="dxa"/>
+            <w:tcW w:w="4955" w:type="dxa"/>
             <w:tcBorders>
               <w:top w:val="single" w:sz="4" w:space="0" w:color="auto"/>
               <w:left w:val="single" w:sz="4" w:space="0" w:color="auto"/>
@@ -521,7 +522,7 @@
       </w:tr>
       <w:tr>
         <w:trPr>
-          <w:trHeight w:val="404"/>
+          <w:trHeight w:val="262"/>
         </w:trPr>
         <w:tc>
           <w:tcPr>
@@ -552,7 +553,7 @@
         </w:tc>
         <w:tc>
           <w:tcPr>
-            <w:tcW w:w="2551" w:type="dxa"/>
+            <w:tcW w:w="2409" w:type="dxa"/>
             <w:tcBorders>
               <w:top w:val="single" w:sz="4" w:space="0" w:color="auto"/>
               <w:left w:val="single" w:sz="4" w:space="0" w:color="auto"/>
@@ -576,29 +577,37 @@
                 <w:szCs w:val="28"/>
                 <w:lang w:val="en-US"/>
               </w:rPr>
-              <w:t>{{member_1}}</w:t>
-            </w:r>
-            <w:r>
-              <w:rPr>
-                <w:rFonts w:ascii="Times New Roman" w:hAnsi="Times New Roman"/>
-                <w:szCs w:val="28"/>
-              </w:rPr>
-              <w:t xml:space="preserve">                                 </w:t>
-            </w:r>
-          </w:p>
-          <w:p>
-            <w:pPr>
-              <w:ind w:right="27"/>
-              <w:rPr>
-                <w:rFonts w:ascii="Times New Roman" w:hAnsi="Times New Roman"/>
-                <w:szCs w:val="28"/>
-              </w:rPr>
-            </w:pPr>
+              <w:t>{{member_1</w:t>
+            </w:r>
+            <w:proofErr w:type="gramStart"/>
+            <w:r>
+              <w:rPr>
+                <w:rFonts w:ascii="Times New Roman" w:hAnsi="Times New Roman"/>
+                <w:szCs w:val="28"/>
+                <w:lang w:val="en-US"/>
+              </w:rPr>
+              <w:t>}}</w:t>
+            </w:r>
+            <w:r>
+              <w:rPr>
+                <w:rFonts w:ascii="Times New Roman" w:hAnsi="Times New Roman"/>
+                <w:szCs w:val="28"/>
+              </w:rPr>
+              <w:t xml:space="preserve">   </w:t>
+            </w:r>
+            <w:proofErr w:type="gramEnd"/>
+            <w:r>
+              <w:rPr>
+                <w:rFonts w:ascii="Times New Roman" w:hAnsi="Times New Roman"/>
+                <w:szCs w:val="28"/>
+              </w:rPr>
+              <w:t xml:space="preserve">                            </w:t>
+            </w:r>
           </w:p>
         </w:tc>
         <w:tc>
           <w:tcPr>
-            <w:tcW w:w="4671" w:type="dxa"/>
+            <w:tcW w:w="4955" w:type="dxa"/>
             <w:tcBorders>
               <w:top w:val="single" w:sz="4" w:space="0" w:color="auto"/>
               <w:left w:val="single" w:sz="4" w:space="0" w:color="auto"/>
@@ -647,7 +656,7 @@
         </w:tc>
         <w:tc>
           <w:tcPr>
-            <w:tcW w:w="2551" w:type="dxa"/>
+            <w:tcW w:w="2409" w:type="dxa"/>
             <w:tcBorders>
               <w:top w:val="single" w:sz="4" w:space="0" w:color="auto"/>
               <w:left w:val="single" w:sz="4" w:space="0" w:color="auto"/>
@@ -687,7 +696,7 @@
         </w:tc>
         <w:tc>
           <w:tcPr>
-            <w:tcW w:w="4671" w:type="dxa"/>
+            <w:tcW w:w="4955" w:type="dxa"/>
             <w:tcBorders>
               <w:top w:val="single" w:sz="4" w:space="0" w:color="auto"/>
               <w:left w:val="single" w:sz="4" w:space="0" w:color="auto"/>
@@ -752,7 +761,7 @@
         </w:tc>
         <w:tc>
           <w:tcPr>
-            <w:tcW w:w="2551" w:type="dxa"/>
+            <w:tcW w:w="2409" w:type="dxa"/>
             <w:tcBorders>
               <w:top w:val="single" w:sz="4" w:space="0" w:color="auto"/>
               <w:left w:val="single" w:sz="4" w:space="0" w:color="auto"/>
@@ -792,7 +801,7 @@
         </w:tc>
         <w:tc>
           <w:tcPr>
-            <w:tcW w:w="4671" w:type="dxa"/>
+            <w:tcW w:w="4955" w:type="dxa"/>
             <w:tcBorders>
               <w:top w:val="single" w:sz="4" w:space="0" w:color="auto"/>
               <w:left w:val="single" w:sz="4" w:space="0" w:color="auto"/>
@@ -857,7 +866,7 @@
         </w:tc>
         <w:tc>
           <w:tcPr>
-            <w:tcW w:w="2551" w:type="dxa"/>
+            <w:tcW w:w="2409" w:type="dxa"/>
             <w:tcBorders>
               <w:top w:val="single" w:sz="4" w:space="0" w:color="auto"/>
               <w:left w:val="single" w:sz="4" w:space="0" w:color="auto"/>
@@ -897,7 +906,7 @@
         </w:tc>
         <w:tc>
           <w:tcPr>
-            <w:tcW w:w="4671" w:type="dxa"/>
+            <w:tcW w:w="4955" w:type="dxa"/>
             <w:tcBorders>
               <w:top w:val="single" w:sz="4" w:space="0" w:color="auto"/>
               <w:left w:val="single" w:sz="4" w:space="0" w:color="auto"/>
@@ -1482,6 +1491,7 @@
           <w:rFonts w:ascii="Times New Roman" w:hAnsi="Times New Roman"/>
           <w:szCs w:val="28"/>
         </w:rPr>
+        <w:lastRenderedPageBreak/>
         <w:t xml:space="preserve">Обучающийся </w:t>
       </w:r>
       <w:r>
